--- a/projects/informe_coyuntura/docs/cinturon_politica.docx
+++ b/projects/informe_coyuntura/docs/cinturon_politica.docx
@@ -2939,7 +2939,11 @@
     </w:p>
     <w:bookmarkEnd w:id="34"/>
     <w:bookmarkEnd w:id="35"/>
-    <w:sectPr/>
+    <w:sectPr>
+      <w:headerReference r:id="rId9" w:type="default"/>
+      <w:footerReference r:id="rId10" w:type="default"/>
+      <w:pgMar w:bottom="1134" w:left="1417" w:right="1417" w:top="1417"/>
+    </w:sectPr>
   </w:body>
 </w:document>
 </file>
@@ -2948,6 +2952,56 @@
 <w:comments xmlns:w="http://schemas.openxmlformats.org/wordprocessingml/2006/main" xmlns:m="http://schemas.openxmlformats.org/officeDocument/2006/math" xmlns:r="http://schemas.openxmlformats.org/officeDocument/2006/relationships" xmlns:o="urn:schemas-microsoft-com:office:office" xmlns:v="urn:schemas-microsoft-com:vml" xmlns:w10="urn:schemas-microsoft-com:office:word" xmlns:a="http://schemas.openxmlformats.org/drawingml/2006/main" xmlns:pic="http://schemas.openxmlformats.org/drawingml/2006/picture" xmlns:wp="http://schemas.openxmlformats.org/drawingml/2006/wordprocessingDrawing"/>
 </file>
 
+<file path=word/footer1.xml><?xml version="1.0" encoding="utf-8"?>
+<w:ftr xmlns:m="http://schemas.openxmlformats.org/officeDocument/2006/math" xmlns:mc="http://schemas.openxmlformats.org/markup-compatibility/2006" xmlns:mo="http://schemas.microsoft.com/office/mac/office/2008/main" xmlns:mv="urn:schemas-microsoft-com:mac:vml" xmlns:o="urn:schemas-microsoft-com:office:office" xmlns:r="http://schemas.openxmlformats.org/officeDocument/2006/relationships" xmlns:v="urn:schemas-microsoft-com:vml" xmlns:w10="urn:schemas-microsoft-com:office:word" xmlns:w14="http://schemas.microsoft.com/office/word/2010/wordml" xmlns:w="http://schemas.openxmlformats.org/wordprocessingml/2006/main" xmlns:wne="http://schemas.microsoft.com/office/word/2006/wordml" xmlns:wp14="http://schemas.microsoft.com/office/word/2010/wordprocessingDrawing" xmlns:wp="http://schemas.openxmlformats.org/drawingml/2006/wordprocessingDrawing" xmlns:wpc="http://schemas.microsoft.com/office/word/2010/wordprocessingCanvas" xmlns:wpg="http://schemas.microsoft.com/office/word/2010/wordprocessingGroup" xmlns:wpi="http://schemas.microsoft.com/office/word/2010/wordprocessingInk" xmlns:wps="http://schemas.microsoft.com/office/word/2010/wordprocessingShape" mc:Ignorable="w14 wp14">
+  <w:p>
+    <w:pPr>
+      <w:pStyle w:val="Footer"/>
+      <w:jc w:val="center"/>
+      <w:pBdr>
+        <w:top w:val="single" w:sz="4" w:space="6" w:color="BFBFBF"/>
+      </w:pBdr>
+    </w:pPr>
+    <w:r>
+      <w:rPr>
+        <w:rFonts w:ascii="Calibri" w:hAnsi="Calibri" w:cs="Calibri" w:eastAsia="Calibri"/>
+        <w:color w:val="5F6360"/>
+        <w:sz w:val="16"/>
+      </w:rPr>
+      <w:t xml:space="preserve">Fundación CiGob   ·   página </w:t>
+    </w:r>
+    <w:r>
+      <w:rPr>
+        <w:rFonts w:ascii="Calibri" w:hAnsi="Calibri" w:cs="Calibri" w:eastAsia="Calibri"/>
+        <w:color w:val="5F6360"/>
+        <w:sz w:val="16"/>
+      </w:rPr>
+      <w:fldChar w:fldCharType="begin"/>
+      <w:instrText>PAGE</w:instrText>
+      <w:fldChar w:fldCharType="end"/>
+    </w:r>
+    <w:r>
+      <w:rPr>
+        <w:rFonts w:ascii="Calibri" w:hAnsi="Calibri" w:cs="Calibri" w:eastAsia="Calibri"/>
+        <w:color w:val="5F6360"/>
+        <w:sz w:val="16"/>
+      </w:rPr>
+      <w:t xml:space="preserve"> de </w:t>
+    </w:r>
+    <w:r>
+      <w:rPr>
+        <w:rFonts w:ascii="Calibri" w:hAnsi="Calibri" w:cs="Calibri" w:eastAsia="Calibri"/>
+        <w:color w:val="5F6360"/>
+        <w:sz w:val="16"/>
+      </w:rPr>
+      <w:fldChar w:fldCharType="begin"/>
+      <w:instrText>NUMPAGES</w:instrText>
+      <w:fldChar w:fldCharType="end"/>
+    </w:r>
+  </w:p>
+</w:ftr>
+</file>
+
 <file path=word/footnotes.xml><?xml version="1.0" encoding="utf-8"?>
 <w:footnotes xmlns:w="http://schemas.openxmlformats.org/wordprocessingml/2006/main" xmlns:m="http://schemas.openxmlformats.org/officeDocument/2006/math" xmlns:r="http://schemas.openxmlformats.org/officeDocument/2006/relationships" xmlns:o="urn:schemas-microsoft-com:office:office" xmlns:v="urn:schemas-microsoft-com:vml" xmlns:w10="urn:schemas-microsoft-com:office:word" xmlns:a="http://schemas.openxmlformats.org/drawingml/2006/main" xmlns:pic="http://schemas.openxmlformats.org/drawingml/2006/picture" xmlns:wp="http://schemas.openxmlformats.org/drawingml/2006/wordprocessingDrawing">
   <w:footnote w:type="continuationSeparator" w:id="0">
@@ -2965,6 +3019,54 @@
     </w:p>
   </w:footnote>
 </w:footnotes>
+</file>
+
+<file path=word/header1.xml><?xml version="1.0" encoding="utf-8"?>
+<w:hdr xmlns:m="http://schemas.openxmlformats.org/officeDocument/2006/math" xmlns:mc="http://schemas.openxmlformats.org/markup-compatibility/2006" xmlns:mo="http://schemas.microsoft.com/office/mac/office/2008/main" xmlns:mv="urn:schemas-microsoft-com:mac:vml" xmlns:o="urn:schemas-microsoft-com:office:office" xmlns:r="http://schemas.openxmlformats.org/officeDocument/2006/relationships" xmlns:v="urn:schemas-microsoft-com:vml" xmlns:w10="urn:schemas-microsoft-com:office:word" xmlns:w14="http://schemas.microsoft.com/office/word/2010/wordml" xmlns:w="http://schemas.openxmlformats.org/wordprocessingml/2006/main" xmlns:wne="http://schemas.microsoft.com/office/word/2006/wordml" xmlns:wp14="http://schemas.microsoft.com/office/word/2010/wordprocessingDrawing" xmlns:wp="http://schemas.openxmlformats.org/drawingml/2006/wordprocessingDrawing" xmlns:wpc="http://schemas.microsoft.com/office/word/2010/wordprocessingCanvas" xmlns:wpg="http://schemas.microsoft.com/office/word/2010/wordprocessingGroup" xmlns:wpi="http://schemas.microsoft.com/office/word/2010/wordprocessingInk" xmlns:wps="http://schemas.microsoft.com/office/word/2010/wordprocessingShape" mc:Ignorable="w14 wp14">
+  <w:p>
+    <w:pPr>
+      <w:pStyle w:val="Header"/>
+      <w:jc w:val="right"/>
+      <w:pBdr>
+        <w:bottom w:val="single" w:sz="8" w:space="8" w:color="1D67CD"/>
+      </w:pBdr>
+    </w:pPr>
+    <w:r>
+      <w:drawing>
+        <wp:inline xmlns:a="http://schemas.openxmlformats.org/drawingml/2006/main" xmlns:pic="http://schemas.openxmlformats.org/drawingml/2006/picture">
+          <wp:extent cx="1196883" cy="360000"/>
+          <wp:docPr id="1" name="Picture 1"/>
+          <wp:cNvGraphicFramePr>
+            <a:graphicFrameLocks noChangeAspect="1"/>
+          </wp:cNvGraphicFramePr>
+          <a:graphic>
+            <a:graphicData uri="http://schemas.openxmlformats.org/drawingml/2006/picture">
+              <pic:pic>
+                <pic:nvPicPr>
+                  <pic:cNvPr id="0" name="cigob_logo.png"/>
+                  <pic:cNvPicPr/>
+                </pic:nvPicPr>
+                <pic:blipFill>
+                  <a:blip r:embed="rId1"/>
+                  <a:stretch>
+                    <a:fillRect/>
+                  </a:stretch>
+                </pic:blipFill>
+                <pic:spPr>
+                  <a:xfrm>
+                    <a:off x="0" y="0"/>
+                    <a:ext cx="1196883" cy="360000"/>
+                  </a:xfrm>
+                  <a:prstGeom prst="rect"/>
+                </pic:spPr>
+              </pic:pic>
+            </a:graphicData>
+          </a:graphic>
+        </wp:inline>
+      </w:drawing>
+    </w:r>
+  </w:p>
+</w:hdr>
 </file>
 
 <file path=word/numbering.xml><?xml version="1.0" encoding="utf-8"?>
@@ -3181,29 +3283,63 @@
   <w:style w:default="1" w:styleId="Normal" w:type="paragraph">
     <w:name w:val="Normal"/>
     <w:qFormat/>
+    <w:rPr>
+      <w:rFonts w:ascii="Calibri" w:cs="Calibri" w:eastAsia="Calibri" w:hAnsi="Calibri"/>
+      <w:b w:val="0"/>
+      <w:i w:val="0"/>
+      <w:color w:val="333333"/>
+      <w:sz w:val="22"/>
+    </w:rPr>
+    <w:pPr>
+      <w:spacing w:after="120" w:before="0"/>
+    </w:pPr>
   </w:style>
   <w:style w:styleId="BodyText" w:type="paragraph">
     <w:name w:val="Body Text"/>
     <w:basedOn w:val="Normal"/>
     <w:link w:val="BodyTextChar"/>
     <w:pPr>
-      <w:spacing w:after="180" w:before="180"/>
+      <w:spacing w:after="120" w:before="0"/>
     </w:pPr>
     <w:qFormat/>
+    <w:rPr>
+      <w:rFonts w:ascii="Calibri" w:cs="Calibri" w:eastAsia="Calibri" w:hAnsi="Calibri"/>
+      <w:b w:val="0"/>
+      <w:i w:val="0"/>
+      <w:color w:val="333333"/>
+      <w:sz w:val="22"/>
+    </w:rPr>
   </w:style>
   <w:style w:customStyle="1" w:styleId="FirstParagraph" w:type="paragraph">
     <w:name w:val="First Paragraph"/>
     <w:basedOn w:val="BodyText"/>
     <w:next w:val="BodyText"/>
     <w:qFormat/>
+    <w:rPr>
+      <w:rFonts w:ascii="Calibri" w:cs="Calibri" w:eastAsia="Calibri" w:hAnsi="Calibri"/>
+      <w:b w:val="0"/>
+      <w:i w:val="0"/>
+      <w:color w:val="333333"/>
+      <w:sz w:val="22"/>
+    </w:rPr>
+    <w:pPr>
+      <w:spacing w:after="120" w:before="0"/>
+    </w:pPr>
   </w:style>
   <w:style w:customStyle="1" w:styleId="Compact" w:type="paragraph">
     <w:name w:val="Compact"/>
     <w:basedOn w:val="BodyText"/>
     <w:qFormat/>
     <w:pPr>
-      <w:spacing w:after="36" w:before="36"/>
+      <w:spacing w:after="40" w:before="0"/>
     </w:pPr>
+    <w:rPr>
+      <w:rFonts w:ascii="Calibri" w:cs="Calibri" w:eastAsia="Calibri" w:hAnsi="Calibri"/>
+      <w:b w:val="0"/>
+      <w:i w:val="0"/>
+      <w:color w:val="333333"/>
+      <w:sz w:val="22"/>
+    </w:rPr>
   </w:style>
   <w:style w:styleId="Title" w:type="paragraph">
     <w:name w:val="Title"/>
@@ -3213,15 +3349,16 @@
     <w:pPr>
       <w:keepNext/>
       <w:keepLines/>
-      <w:spacing w:after="240" w:before="480"/>
+      <w:spacing w:after="160" w:before="0"/>
       <w:jc w:val="center"/>
     </w:pPr>
     <w:rPr>
-      <w:rFonts w:asciiTheme="majorHAnsi" w:cstheme="majorBidi" w:eastAsiaTheme="majorEastAsia" w:hAnsiTheme="majorHAnsi"/>
+      <w:rFonts w:ascii="Calibri" w:asciiTheme="majorHAnsi" w:cs="Calibri" w:cstheme="majorBidi" w:eastAsia="Calibri" w:eastAsiaTheme="majorEastAsia" w:hAnsi="Calibri" w:hAnsiTheme="majorHAnsi"/>
       <w:b/>
       <w:bCs/>
-      <w:color w:themeColor="accent1" w:themeShade="B5" w:val="345A8A"/>
-      <w:sz w:val="36"/>
+      <w:i w:val="0"/>
+      <w:color w:val="0F3D7A"/>
+      <w:sz w:val="52"/>
       <w:szCs w:val="36"/>
     </w:rPr>
   </w:style>
@@ -3233,11 +3370,15 @@
     <w:pPr>
       <w:keepNext/>
       <w:keepLines/>
-      <w:spacing w:after="240" w:before="240"/>
+      <w:spacing w:after="360" w:before="0"/>
       <w:jc w:val="center"/>
     </w:pPr>
     <w:rPr>
-      <w:sz w:val="30"/>
+      <w:rFonts w:ascii="Calibri" w:cs="Calibri" w:eastAsia="Calibri" w:hAnsi="Calibri"/>
+      <w:b w:val="0"/>
+      <w:i/>
+      <w:color w:val="5F6360"/>
+      <w:sz w:val="28"/>
       <w:szCs w:val="30"/>
     </w:rPr>
   </w:style>
@@ -3249,7 +3390,15 @@
       <w:keepNext/>
       <w:keepLines/>
       <w:jc w:val="center"/>
+      <w:spacing w:after="40" w:before="0"/>
     </w:pPr>
+    <w:rPr>
+      <w:rFonts w:ascii="Calibri" w:cs="Calibri" w:eastAsia="Calibri" w:hAnsi="Calibri"/>
+      <w:b w:val="0"/>
+      <w:i/>
+      <w:color w:val="5F6360"/>
+      <w:sz w:val="22"/>
+    </w:rPr>
   </w:style>
   <w:style w:styleId="Date" w:type="paragraph">
     <w:name w:val="Date"/>
@@ -3259,7 +3408,15 @@
       <w:keepNext/>
       <w:keepLines/>
       <w:jc w:val="center"/>
+      <w:spacing w:after="360" w:before="0"/>
     </w:pPr>
+    <w:rPr>
+      <w:rFonts w:ascii="Calibri" w:cs="Calibri" w:eastAsia="Calibri" w:hAnsi="Calibri"/>
+      <w:b w:val="0"/>
+      <w:i/>
+      <w:color w:val="5F6360"/>
+      <w:sz w:val="22"/>
+    </w:rPr>
   </w:style>
   <w:style w:customStyle="1" w:styleId="Abstract" w:type="paragraph">
     <w:name w:val="Abstract"/>
@@ -3269,10 +3426,14 @@
     <w:pPr>
       <w:keepNext/>
       <w:keepLines/>
-      <w:spacing w:after="300" w:before="300"/>
+      <w:spacing w:after="240" w:before="240"/>
     </w:pPr>
     <w:rPr>
-      <w:sz w:val="20"/>
+      <w:rFonts w:ascii="Calibri" w:cs="Calibri" w:eastAsia="Calibri" w:hAnsi="Calibri"/>
+      <w:b w:val="0"/>
+      <w:i/>
+      <w:color w:val="333333"/>
+      <w:sz w:val="22"/>
       <w:szCs w:val="20"/>
     </w:rPr>
   </w:style>
@@ -3293,15 +3454,19 @@
     <w:pPr>
       <w:keepNext/>
       <w:keepLines/>
-      <w:spacing w:after="0" w:before="480"/>
+      <w:spacing w:after="160" w:before="480"/>
       <w:outlineLvl w:val="0"/>
+      <w:pBdr>
+        <w:bottom w:color="1D67CD" w:space="4" w:sz="8" w:val="single"/>
+      </w:pBdr>
     </w:pPr>
     <w:rPr>
-      <w:rFonts w:asciiTheme="majorHAnsi" w:cstheme="majorBidi" w:eastAsiaTheme="majorEastAsia" w:hAnsiTheme="majorHAnsi"/>
+      <w:rFonts w:ascii="Calibri" w:asciiTheme="majorHAnsi" w:cs="Calibri" w:cstheme="majorBidi" w:eastAsia="Calibri" w:eastAsiaTheme="majorEastAsia" w:hAnsi="Calibri" w:hAnsiTheme="majorHAnsi"/>
       <w:b/>
       <w:bCs/>
-      <w:color w:themeColor="accent1" w:val="4F81BD"/>
-      <w:sz w:val="32"/>
+      <w:i w:val="0"/>
+      <w:color w:val="1D67CD"/>
+      <w:sz w:val="36"/>
       <w:szCs w:val="32"/>
     </w:rPr>
   </w:style>
@@ -3315,14 +3480,15 @@
     <w:pPr>
       <w:keepNext/>
       <w:keepLines/>
-      <w:spacing w:after="0" w:before="200"/>
+      <w:spacing w:after="120" w:before="360"/>
       <w:outlineLvl w:val="1"/>
     </w:pPr>
     <w:rPr>
-      <w:rFonts w:asciiTheme="majorHAnsi" w:cstheme="majorBidi" w:eastAsiaTheme="majorEastAsia" w:hAnsiTheme="majorHAnsi"/>
+      <w:rFonts w:ascii="Calibri" w:asciiTheme="majorHAnsi" w:cs="Calibri" w:cstheme="majorBidi" w:eastAsia="Calibri" w:eastAsiaTheme="majorEastAsia" w:hAnsi="Calibri" w:hAnsiTheme="majorHAnsi"/>
       <w:b/>
       <w:bCs/>
-      <w:color w:themeColor="accent1" w:val="4F81BD"/>
+      <w:i w:val="0"/>
+      <w:color w:val="1D67CD"/>
       <w:sz w:val="28"/>
       <w:szCs w:val="28"/>
     </w:rPr>
@@ -3337,14 +3503,15 @@
     <w:pPr>
       <w:keepNext/>
       <w:keepLines/>
-      <w:spacing w:after="0" w:before="200"/>
+      <w:spacing w:after="80" w:before="240"/>
       <w:outlineLvl w:val="2"/>
     </w:pPr>
     <w:rPr>
-      <w:rFonts w:asciiTheme="majorHAnsi" w:cstheme="majorBidi" w:eastAsiaTheme="majorEastAsia" w:hAnsiTheme="majorHAnsi"/>
+      <w:rFonts w:ascii="Calibri" w:asciiTheme="majorHAnsi" w:cs="Calibri" w:cstheme="majorBidi" w:eastAsia="Calibri" w:eastAsiaTheme="majorEastAsia" w:hAnsi="Calibri" w:hAnsiTheme="majorHAnsi"/>
       <w:b/>
       <w:bCs/>
-      <w:color w:themeColor="accent1" w:val="4F81BD"/>
+      <w:i w:val="0"/>
+      <w:color w:val="0F3D7A"/>
       <w:sz w:val="24"/>
       <w:szCs w:val="24"/>
     </w:rPr>
@@ -3359,15 +3526,16 @@
     <w:pPr>
       <w:keepNext/>
       <w:keepLines/>
-      <w:spacing w:after="0" w:before="200"/>
+      <w:spacing w:after="80" w:before="200"/>
       <w:outlineLvl w:val="3"/>
     </w:pPr>
     <w:rPr>
-      <w:rFonts w:asciiTheme="majorHAnsi" w:cstheme="majorBidi" w:eastAsiaTheme="majorEastAsia" w:hAnsiTheme="majorHAnsi"/>
+      <w:rFonts w:ascii="Calibri" w:asciiTheme="majorHAnsi" w:cs="Calibri" w:cstheme="majorBidi" w:eastAsia="Calibri" w:eastAsiaTheme="majorEastAsia" w:hAnsi="Calibri" w:hAnsiTheme="majorHAnsi"/>
       <w:i/>
+      <w:b/>
       <w:bCs/>
-      <w:color w:themeColor="accent1" w:val="4F81BD"/>
-      <w:sz w:val="24"/>
+      <w:color w:val="333333"/>
+      <w:sz w:val="22"/>
       <w:szCs w:val="24"/>
     </w:rPr>
   </w:style>
@@ -3381,14 +3549,16 @@
     <w:pPr>
       <w:keepNext/>
       <w:keepLines/>
-      <w:spacing w:after="0" w:before="200"/>
+      <w:spacing w:after="60" w:before="160"/>
       <w:outlineLvl w:val="4"/>
     </w:pPr>
     <w:rPr>
-      <w:rFonts w:asciiTheme="majorHAnsi" w:cstheme="majorBidi" w:eastAsiaTheme="majorEastAsia" w:hAnsiTheme="majorHAnsi"/>
+      <w:rFonts w:ascii="Calibri" w:asciiTheme="majorHAnsi" w:cs="Calibri" w:cstheme="majorBidi" w:eastAsia="Calibri" w:eastAsiaTheme="majorEastAsia" w:hAnsi="Calibri" w:hAnsiTheme="majorHAnsi"/>
+      <w:b/>
+      <w:i w:val="0"/>
       <w:iCs/>
-      <w:color w:themeColor="accent1" w:val="4F81BD"/>
-      <w:sz w:val="24"/>
+      <w:color w:val="333333"/>
+      <w:sz w:val="22"/>
       <w:szCs w:val="24"/>
     </w:rPr>
   </w:style>
@@ -3402,13 +3572,15 @@
     <w:pPr>
       <w:keepNext/>
       <w:keepLines/>
-      <w:spacing w:after="0" w:before="200"/>
+      <w:spacing w:after="60" w:before="160"/>
       <w:outlineLvl w:val="5"/>
     </w:pPr>
     <w:rPr>
-      <w:rFonts w:asciiTheme="majorHAnsi" w:cstheme="majorBidi" w:eastAsiaTheme="majorEastAsia" w:hAnsiTheme="majorHAnsi"/>
-      <w:color w:themeColor="accent1" w:val="4F81BD"/>
-      <w:sz w:val="24"/>
+      <w:rFonts w:ascii="Calibri" w:asciiTheme="majorHAnsi" w:cs="Calibri" w:cstheme="majorBidi" w:eastAsia="Calibri" w:eastAsiaTheme="majorEastAsia" w:hAnsi="Calibri" w:hAnsiTheme="majorHAnsi"/>
+      <w:b w:val="0"/>
+      <w:i/>
+      <w:color w:val="5F6360"/>
+      <w:sz w:val="22"/>
       <w:szCs w:val="24"/>
     </w:rPr>
   </w:style>
@@ -3480,9 +3652,16 @@
     <w:unhideWhenUsed/>
     <w:qFormat/>
     <w:pPr>
-      <w:spacing w:after="100" w:before="100"/>
+      <w:spacing w:after="160" w:before="160"/>
       <w:ind w:firstLine="0" w:left="480" w:right="480"/>
     </w:pPr>
+    <w:rPr>
+      <w:rFonts w:ascii="Calibri" w:cs="Calibri" w:eastAsia="Calibri" w:hAnsi="Calibri"/>
+      <w:b w:val="0"/>
+      <w:i/>
+      <w:color w:val="5F6360"/>
+      <w:sz w:val="22"/>
+    </w:rPr>
   </w:style>
   <w:style w:styleId="FootnoteText" w:type="paragraph">
     <w:name w:val="Footnote Text"/>
@@ -3491,6 +3670,16 @@
     <w:uiPriority w:val="9"/>
     <w:unhideWhenUsed/>
     <w:qFormat/>
+    <w:rPr>
+      <w:rFonts w:ascii="Calibri" w:cs="Calibri" w:eastAsia="Calibri" w:hAnsi="Calibri"/>
+      <w:b w:val="0"/>
+      <w:i w:val="0"/>
+      <w:color w:val="333333"/>
+      <w:sz w:val="18"/>
+    </w:rPr>
+    <w:pPr>
+      <w:spacing w:after="40" w:before="0"/>
+    </w:pPr>
   </w:style>
   <w:style w:default="1" w:styleId="DefaultParagraphFont" w:type="character">
     <w:name w:val="Default Paragraph Font"/>
@@ -3511,6 +3700,14 @@
         <w:bottom w:type="dxa" w:w="0"/>
         <w:right w:type="dxa" w:w="108"/>
       </w:tblCellMar>
+      <w:tblBorders>
+        <w:top w:color="BFBFBF" w:sz="4" w:val="single"/>
+        <w:left w:color="BFBFBF" w:sz="4" w:val="single"/>
+        <w:bottom w:color="BFBFBF" w:sz="4" w:val="single"/>
+        <w:right w:color="BFBFBF" w:sz="4" w:val="single"/>
+        <w:insideH w:color="BFBFBF" w:sz="4" w:val="single"/>
+        <w:insideV w:color="BFBFBF" w:sz="4" w:val="single"/>
+      </w:tblBorders>
     </w:tblPr>
     <w:tblStylePr w:type="firstRow">
       <w:tblPr>
@@ -3535,25 +3732,43 @@
     <w:pPr>
       <w:keepNext/>
       <w:keepLines/>
-      <w:spacing w:after="0"/>
+      <w:spacing w:after="0" w:before="120"/>
     </w:pPr>
     <w:rPr>
+      <w:rFonts w:ascii="Calibri" w:cs="Calibri" w:eastAsia="Calibri" w:hAnsi="Calibri"/>
       <w:b/>
+      <w:i w:val="0"/>
+      <w:color w:val="0F3D7A"/>
+      <w:sz w:val="22"/>
     </w:rPr>
   </w:style>
   <w:style w:customStyle="1" w:styleId="Definition" w:type="paragraph">
     <w:name w:val="Definition"/>
     <w:basedOn w:val="Normal"/>
+    <w:rPr>
+      <w:rFonts w:ascii="Calibri" w:cs="Calibri" w:eastAsia="Calibri" w:hAnsi="Calibri"/>
+      <w:b w:val="0"/>
+      <w:i w:val="0"/>
+      <w:color w:val="333333"/>
+      <w:sz w:val="22"/>
+    </w:rPr>
+    <w:pPr>
+      <w:spacing w:after="120" w:before="0"/>
+    </w:pPr>
   </w:style>
   <w:style w:styleId="Caption" w:type="paragraph">
     <w:name w:val="Caption"/>
     <w:basedOn w:val="Normal"/>
     <w:link w:val="BodyTextChar"/>
     <w:pPr>
-      <w:spacing w:after="120" w:before="0"/>
+      <w:spacing w:after="160" w:before="40"/>
     </w:pPr>
     <w:rPr>
+      <w:rFonts w:ascii="Calibri" w:cs="Calibri" w:eastAsia="Calibri" w:hAnsi="Calibri"/>
+      <w:b w:val="0"/>
       <w:i/>
+      <w:color w:val="5F6360"/>
+      <w:sz w:val="18"/>
     </w:rPr>
   </w:style>
   <w:style w:customStyle="1" w:styleId="TableCaption" w:type="paragraph">
@@ -3561,11 +3776,29 @@
     <w:basedOn w:val="Caption"/>
     <w:pPr>
       <w:keepNext/>
+      <w:spacing w:after="160" w:before="40"/>
     </w:pPr>
+    <w:rPr>
+      <w:rFonts w:ascii="Calibri" w:cs="Calibri" w:eastAsia="Calibri" w:hAnsi="Calibri"/>
+      <w:b w:val="0"/>
+      <w:i/>
+      <w:color w:val="5F6360"/>
+      <w:sz w:val="18"/>
+    </w:rPr>
   </w:style>
   <w:style w:customStyle="1" w:styleId="ImageCaption" w:type="paragraph">
     <w:name w:val="Image Caption"/>
     <w:basedOn w:val="Caption"/>
+    <w:rPr>
+      <w:rFonts w:ascii="Calibri" w:cs="Calibri" w:eastAsia="Calibri" w:hAnsi="Calibri"/>
+      <w:b w:val="0"/>
+      <w:i/>
+      <w:color w:val="5F6360"/>
+      <w:sz w:val="18"/>
+    </w:rPr>
+    <w:pPr>
+      <w:spacing w:after="160" w:before="40"/>
+    </w:pPr>
   </w:style>
   <w:style w:customStyle="1" w:styleId="Figure" w:type="paragraph">
     <w:name w:val="Figure"/>
@@ -3587,8 +3820,9 @@
     <w:name w:val="Verbatim Char"/>
     <w:basedOn w:val="BodyTextChar"/>
     <w:rPr>
-      <w:rFonts w:ascii="Consolas" w:hAnsi="Consolas"/>
-      <w:sz w:val="22"/>
+      <w:rFonts w:ascii="Consolas" w:cs="Consolas" w:eastAsia="Consolas" w:hAnsi="Consolas"/>
+      <w:color w:val="0F3D7A"/>
+      <w:sz w:val="18"/>
     </w:rPr>
   </w:style>
   <w:style w:customStyle="1" w:styleId="SectionNumber" w:type="character">
@@ -3606,7 +3840,7 @@
     <w:name w:val="Hyperlink"/>
     <w:basedOn w:val="BodyTextChar"/>
     <w:rPr>
-      <w:color w:themeColor="accent1" w:val="4F81BD"/>
+      <w:color w:val="1D67CD"/>
     </w:rPr>
   </w:style>
   <w:style w:styleId="TOCHeading" w:type="paragraph">
